--- a/COVID_Project_Brief_v2.docx
+++ b/COVID_Project_Brief_v2.docx
@@ -50,7 +50,7 @@
           <w:sz w:val="19"/>
           <w:szCs w:val="19"/>
         </w:rPr>
-        <w:t xml:space="preserve">Source: Our World in Data  |  Tools: SQL (SQLite) &amp; Power BI  |  Days 131–143</w:t>
+        <w:t xml:space="preserve">Source: Our World in Data  |  Tools: SQL (SQLite) &amp; Power BI</w:t>
       </w:r>
     </w:p>
     <w:p>
@@ -2824,26 +2824,6 @@
       </w:pPr>
       <w:r>
         <w:t xml:space="preserve"/>
-      </w:r>
-    </w:p>
-    <w:p>
-      <w:pPr>
-        <w:pBdr>
-          <w:top w:val="single" w:color="CCCCCC" w:sz="2" w:space="4"/>
-        </w:pBdr>
-        <w:spacing w:before="120"/>
-        <w:jc w:val="center"/>
-      </w:pPr>
-      <w:r>
-        <w:rPr>
-          <w:rFonts w:ascii="Arial" w:cs="Arial" w:eastAsia="Arial" w:hAnsi="Arial"/>
-          <w:i/>
-          <w:iCs/>
-          <w:color w:val="AAAAAA"/>
-          <w:sz w:val="16"/>
-          <w:szCs w:val="16"/>
-        </w:rPr>
-        <w:t xml:space="preserve">Days 131–143  |  365 Days of Data Analysis  |  Mannan Hakim  |  MBA</w:t>
       </w:r>
     </w:p>
     <w:sectPr>
@@ -2998,7 +2978,7 @@
         <w:sz w:val="16"/>
         <w:szCs w:val="16"/>
       </w:rPr>
-      <w:t xml:space="preserve">          Analyst: Mannan Hakim  |  Tool: SQL &amp; Power BI  |  365 Days of Data Analysis</w:t>
+      <w:t xml:space="preserve">          Analyst: Mannan Hakim  |  Tool: SQL &amp; Power BI</w:t>
     </w:r>
   </w:p>
 </w:hdr>
